--- a/data/outputs/v2/Physics/SS1.2_Mechanical_Properties_of_Materials/Physics_Mechanical_Properties_of_Materials_FinalExplanation.docx
+++ b/data/outputs/v2/Physics/SS1.2_Mechanical_Properties_of_Materials/Physics_Mechanical_Properties_of_Materials_FinalExplanation.docx
@@ -38,6 +38,177 @@
           <w:szCs w:val="22"/>
         </w:rPr>
         <w:t xml:space="preserve">Student Assessment Document</w:t>
+      </w:r>
+    </w:p>
+    <w:p>
+      <w:pPr>
+        <w:spacing w:after="80" w:before="120"/>
+      </w:pPr>
+      <w:r>
+        <w:rPr>
+          <w:rFonts w:ascii="Arial" w:cs="Arial" w:eastAsia="Arial" w:hAnsi="Arial"/>
+          <w:b/>
+          <w:bCs/>
+          <w:color w:val="1F3864"/>
+          <w:sz w:val="20"/>
+          <w:szCs w:val="20"/>
+        </w:rPr>
+        <w:t xml:space="preserve">ATTRIBUTION AND LICENSING</w:t>
+      </w:r>
+    </w:p>
+    <w:p>
+      <w:pPr>
+        <w:spacing w:after="60" w:before="0"/>
+      </w:pPr>
+      <w:r>
+        <w:rPr>
+          <w:rFonts w:ascii="Arial" w:cs="Arial" w:eastAsia="Arial" w:hAnsi="Arial"/>
+          <w:b/>
+          <w:bCs/>
+          <w:sz w:val="17"/>
+          <w:szCs w:val="17"/>
+        </w:rPr>
+        <w:t xml:space="preserve">Curriculum Alignment: </w:t>
+      </w:r>
+      <w:r>
+        <w:rPr>
+          <w:rFonts w:ascii="Arial" w:cs="Arial" w:eastAsia="Arial" w:hAnsi="Arial"/>
+          <w:sz w:val="17"/>
+          <w:szCs w:val="17"/>
+        </w:rPr>
+        <w:t xml:space="preserve">Structured in pedagogical alignment with the competence-based curriculum format and learning outcomes established by the Kenya Institute of Curriculum Development (KICD). This material is independently developed and is not officially endorsed or published by KICD.</w:t>
+      </w:r>
+    </w:p>
+    <w:p>
+      <w:pPr>
+        <w:spacing w:after="60" w:before="0"/>
+      </w:pPr>
+      <w:r>
+        <w:rPr>
+          <w:rFonts w:ascii="Arial" w:cs="Arial" w:eastAsia="Arial" w:hAnsi="Arial"/>
+          <w:b/>
+          <w:bCs/>
+          <w:sz w:val="17"/>
+          <w:szCs w:val="17"/>
+        </w:rPr>
+        <w:t xml:space="preserve">Content &amp; Pedagogy: </w:t>
+      </w:r>
+      <w:r>
+        <w:rPr>
+          <w:rFonts w:ascii="Arial" w:cs="Arial" w:eastAsia="Arial" w:hAnsi="Arial"/>
+          <w:sz w:val="17"/>
+          <w:szCs w:val="17"/>
+        </w:rPr>
+        <w:t xml:space="preserve">Developed and adapted by the educator team at SeaVuria (registered 501(c)(3) in the United States and registered NGO in Kenya, No. 872-850A-BF11), who designed the pedagogical framework, lesson templates and exemplar lessons on which this material is based.</w:t>
+      </w:r>
+    </w:p>
+    <w:p>
+      <w:pPr>
+        <w:spacing w:after="60" w:before="0"/>
+      </w:pPr>
+      <w:r>
+        <w:rPr>
+          <w:rFonts w:ascii="Arial" w:cs="Arial" w:eastAsia="Arial" w:hAnsi="Arial"/>
+          <w:b/>
+          <w:bCs/>
+          <w:sz w:val="17"/>
+          <w:szCs w:val="17"/>
+        </w:rPr>
+        <w:t xml:space="preserve">Production &amp; Layout: </w:t>
+      </w:r>
+      <w:r>
+        <w:rPr>
+          <w:rFonts w:ascii="Arial" w:cs="Arial" w:eastAsia="Arial" w:hAnsi="Arial"/>
+          <w:sz w:val="17"/>
+          <w:szCs w:val="17"/>
+        </w:rPr>
+        <w:t xml:space="preserve">Educational design and curriculum sequencing by SeaVuria. Technical layout, structural formatting, and digital optimization/implementation executed in partnership with ARES Education (registered 501(c)(3) in the United States and Canada (as Afretech Aid) and registered NGO in Kenya), with lesson drafting and compilation assisted by AI (Claude, Anthropic).</w:t>
+      </w:r>
+    </w:p>
+    <w:p>
+      <w:pPr>
+        <w:pBdr>
+          <w:bottom w:val="single" w:color="1F3864" w:sz="6" w:space="6"/>
+        </w:pBdr>
+        <w:spacing w:after="60" w:before="0"/>
+      </w:pPr>
+      <w:r>
+        <w:rPr>
+          <w:rFonts w:ascii="Arial" w:cs="Arial" w:eastAsia="Arial" w:hAnsi="Arial"/>
+          <w:b/>
+          <w:bCs/>
+          <w:sz w:val="17"/>
+          <w:szCs w:val="17"/>
+        </w:rPr>
+        <w:t xml:space="preserve">Licensing &amp; Copyright: </w:t>
+      </w:r>
+      <w:r>
+        <w:rPr>
+          <w:rFonts w:ascii="Arial" w:cs="Arial" w:eastAsia="Arial" w:hAnsi="Arial"/>
+          <w:sz w:val="17"/>
+          <w:szCs w:val="17"/>
+        </w:rPr>
+        <w:t xml:space="preserve">© 2026 SeaVuria and ARES. This work is licensed under a </w:t>
+      </w:r>
+      <w:hyperlink w:history="1" r:id="rId9sj5l3l_pxchzfuafr_nl">
+        <w:r>
+          <w:rPr>
+            <w:rFonts w:ascii="Arial" w:cs="Arial" w:eastAsia="Arial" w:hAnsi="Arial"/>
+            <w:color w:val="1F6B75"/>
+            <w:sz w:val="17"/>
+            <w:szCs w:val="17"/>
+            <w:u w:val="single" w:color="1F6B75"/>
+          </w:rPr>
+          <w:t xml:space="preserve">Creative Commons Attribution-NonCommercial 4.0 International License</w:t>
+        </w:r>
+      </w:hyperlink>
+      <w:r>
+        <w:rPr>
+          <w:rFonts w:ascii="Arial" w:cs="Arial" w:eastAsia="Arial" w:hAnsi="Arial"/>
+          <w:sz w:val="17"/>
+          <w:szCs w:val="17"/>
+        </w:rPr>
+        <w:t xml:space="preserve"> (</w:t>
+      </w:r>
+      <w:hyperlink w:history="1" r:id="rIdx6ymmf8w9divqqlyuekta">
+        <w:r>
+          <w:rPr>
+            <w:rFonts w:ascii="Arial" w:cs="Arial" w:eastAsia="Arial" w:hAnsi="Arial"/>
+            <w:color w:val="1F6B75"/>
+            <w:sz w:val="17"/>
+            <w:szCs w:val="17"/>
+            <w:u w:val="single" w:color="1F6B75"/>
+          </w:rPr>
+          <w:t xml:space="preserve">CC BY-NC 4.0</w:t>
+        </w:r>
+      </w:hyperlink>
+      <w:r>
+        <w:rPr>
+          <w:rFonts w:ascii="Arial" w:cs="Arial" w:eastAsia="Arial" w:hAnsi="Arial"/>
+          <w:sz w:val="17"/>
+          <w:szCs w:val="17"/>
+        </w:rPr>
+        <w:t xml:space="preserve">). To view a copy of this license, visit </w:t>
+      </w:r>
+      <w:hyperlink w:history="1" r:id="rIdelu91aeouwrs3eeyg1udp">
+        <w:r>
+          <w:rPr>
+            <w:rFonts w:ascii="Arial" w:cs="Arial" w:eastAsia="Arial" w:hAnsi="Arial"/>
+            <w:color w:val="1F6B75"/>
+            <w:sz w:val="17"/>
+            <w:szCs w:val="17"/>
+            <w:u w:val="single" w:color="1F6B75"/>
+          </w:rPr>
+          <w:t xml:space="preserve">https://creativecommons.org/licenses/by-nc/4.0/</w:t>
+        </w:r>
+      </w:hyperlink>
+      <w:r>
+        <w:rPr>
+          <w:rFonts w:ascii="Arial" w:cs="Arial" w:eastAsia="Arial" w:hAnsi="Arial"/>
+          <w:sz w:val="17"/>
+          <w:szCs w:val="17"/>
+        </w:rPr>
+        <w:t xml:space="preserve">. You are free to copy, redistribute, and adapt this material in any medium or format, provided appropriate credit is given and the material is not used for commercial purposes. KICD learning outcomes and curriculum designations reproduced here for alignment purposes remain the property of KICD and are not covered by this license. Linked external resources (e.g. CK-12, Khan Academy, PhET) are subject to their own licenses.</w:t>
       </w:r>
     </w:p>
     <w:p>

--- a/data/outputs/v2/Physics/SS1.2_Mechanical_Properties_of_Materials/Physics_Mechanical_Properties_of_Materials_FinalExplanation.docx
+++ b/data/outputs/v2/Physics/SS1.2_Mechanical_Properties_of_Materials/Physics_Mechanical_Properties_of_Materials_FinalExplanation.docx
@@ -2447,7 +2447,7 @@
         </w:rPr>
         <w:t xml:space="preserve">© 2026 SeaVuria and ARES. This work is licensed under a </w:t>
       </w:r>
-      <w:hyperlink w:history="1" r:id="rIdgu-uqo0tpbu_ihtv7husx">
+      <w:hyperlink w:history="1" r:id="rId8xrkbrmjbkfatmed4p101">
         <w:r>
           <w:rPr>
             <w:rFonts w:ascii="Arial" w:cs="Arial" w:eastAsia="Arial" w:hAnsi="Arial"/>
@@ -2467,7 +2467,7 @@
         </w:rPr>
         <w:t xml:space="preserve"> (</w:t>
       </w:r>
-      <w:hyperlink w:history="1" r:id="rId6wuush6je565piiplhvmy">
+      <w:hyperlink w:history="1" r:id="rIdk3hnimyu2vkiot2tbhvcx">
         <w:r>
           <w:rPr>
             <w:rFonts w:ascii="Arial" w:cs="Arial" w:eastAsia="Arial" w:hAnsi="Arial"/>
@@ -2487,7 +2487,7 @@
         </w:rPr>
         <w:t xml:space="preserve">). To view a copy of this license, visit </w:t>
       </w:r>
-      <w:hyperlink w:history="1" r:id="rIdic6vbnptwjkbdnaqhigjb">
+      <w:hyperlink w:history="1" r:id="rIdeosomjmrhysmd2ta9dcvs">
         <w:r>
           <w:rPr>
             <w:rFonts w:ascii="Arial" w:cs="Arial" w:eastAsia="Arial" w:hAnsi="Arial"/>

--- a/data/outputs/v2/Physics/SS1.2_Mechanical_Properties_of_Materials/Physics_Mechanical_Properties_of_Materials_FinalExplanation.docx
+++ b/data/outputs/v2/Physics/SS1.2_Mechanical_Properties_of_Materials/Physics_Mechanical_Properties_of_Materials_FinalExplanation.docx
@@ -2447,7 +2447,7 @@
         </w:rPr>
         <w:t xml:space="preserve">© 2026 SeaVuria and ARES. This work is licensed under a </w:t>
       </w:r>
-      <w:hyperlink w:history="1" r:id="rId8xrkbrmjbkfatmed4p101">
+      <w:hyperlink w:history="1" r:id="rIdswrs7fcjnuosrgwggfmvo">
         <w:r>
           <w:rPr>
             <w:rFonts w:ascii="Arial" w:cs="Arial" w:eastAsia="Arial" w:hAnsi="Arial"/>
@@ -2467,7 +2467,7 @@
         </w:rPr>
         <w:t xml:space="preserve"> (</w:t>
       </w:r>
-      <w:hyperlink w:history="1" r:id="rIdk3hnimyu2vkiot2tbhvcx">
+      <w:hyperlink w:history="1" r:id="rIdnf7d50xn4piyrri5utjf_">
         <w:r>
           <w:rPr>
             <w:rFonts w:ascii="Arial" w:cs="Arial" w:eastAsia="Arial" w:hAnsi="Arial"/>
@@ -2487,7 +2487,7 @@
         </w:rPr>
         <w:t xml:space="preserve">). To view a copy of this license, visit </w:t>
       </w:r>
-      <w:hyperlink w:history="1" r:id="rIdeosomjmrhysmd2ta9dcvs">
+      <w:hyperlink w:history="1" r:id="rId7leyp-rcq49m5cxsyw67z">
         <w:r>
           <w:rPr>
             <w:rFonts w:ascii="Arial" w:cs="Arial" w:eastAsia="Arial" w:hAnsi="Arial"/>

--- a/data/outputs/v2/Physics/SS1.2_Mechanical_Properties_of_Materials/Physics_Mechanical_Properties_of_Materials_FinalExplanation.docx
+++ b/data/outputs/v2/Physics/SS1.2_Mechanical_Properties_of_Materials/Physics_Mechanical_Properties_of_Materials_FinalExplanation.docx
@@ -2447,7 +2447,7 @@
         </w:rPr>
         <w:t xml:space="preserve">© 2026 SeaVuria and ARES. This work is licensed under a </w:t>
       </w:r>
-      <w:hyperlink w:history="1" r:id="rIdswrs7fcjnuosrgwggfmvo">
+      <w:hyperlink w:history="1" r:id="rIdee-qnxvy04y3az5btjkbg">
         <w:r>
           <w:rPr>
             <w:rFonts w:ascii="Arial" w:cs="Arial" w:eastAsia="Arial" w:hAnsi="Arial"/>
@@ -2467,7 +2467,7 @@
         </w:rPr>
         <w:t xml:space="preserve"> (</w:t>
       </w:r>
-      <w:hyperlink w:history="1" r:id="rIdnf7d50xn4piyrri5utjf_">
+      <w:hyperlink w:history="1" r:id="rIdx-bufvmqsyzos3yf6tvqw">
         <w:r>
           <w:rPr>
             <w:rFonts w:ascii="Arial" w:cs="Arial" w:eastAsia="Arial" w:hAnsi="Arial"/>
@@ -2487,7 +2487,7 @@
         </w:rPr>
         <w:t xml:space="preserve">). To view a copy of this license, visit </w:t>
       </w:r>
-      <w:hyperlink w:history="1" r:id="rId7leyp-rcq49m5cxsyw67z">
+      <w:hyperlink w:history="1" r:id="rId9sr1kv7m2lkxetvk6_ayv">
         <w:r>
           <w:rPr>
             <w:rFonts w:ascii="Arial" w:cs="Arial" w:eastAsia="Arial" w:hAnsi="Arial"/>

--- a/data/outputs/v2/Physics/SS1.2_Mechanical_Properties_of_Materials/Physics_Mechanical_Properties_of_Materials_FinalExplanation.docx
+++ b/data/outputs/v2/Physics/SS1.2_Mechanical_Properties_of_Materials/Physics_Mechanical_Properties_of_Materials_FinalExplanation.docx
@@ -2447,7 +2447,7 @@
         </w:rPr>
         <w:t xml:space="preserve">© 2026 SeaVuria and ARES. This work is licensed under a </w:t>
       </w:r>
-      <w:hyperlink w:history="1" r:id="rIdee-qnxvy04y3az5btjkbg">
+      <w:hyperlink w:history="1" r:id="rIdrkel3nfutgg7orcte8mzw">
         <w:r>
           <w:rPr>
             <w:rFonts w:ascii="Arial" w:cs="Arial" w:eastAsia="Arial" w:hAnsi="Arial"/>
@@ -2467,7 +2467,7 @@
         </w:rPr>
         <w:t xml:space="preserve"> (</w:t>
       </w:r>
-      <w:hyperlink w:history="1" r:id="rIdx-bufvmqsyzos3yf6tvqw">
+      <w:hyperlink w:history="1" r:id="rId6jofg9smx2ykmq98qaqez">
         <w:r>
           <w:rPr>
             <w:rFonts w:ascii="Arial" w:cs="Arial" w:eastAsia="Arial" w:hAnsi="Arial"/>
@@ -2487,7 +2487,7 @@
         </w:rPr>
         <w:t xml:space="preserve">). To view a copy of this license, visit </w:t>
       </w:r>
-      <w:hyperlink w:history="1" r:id="rId9sr1kv7m2lkxetvk6_ayv">
+      <w:hyperlink w:history="1" r:id="rId7tamtycnig53_ecmquy2o">
         <w:r>
           <w:rPr>
             <w:rFonts w:ascii="Arial" w:cs="Arial" w:eastAsia="Arial" w:hAnsi="Arial"/>

--- a/data/outputs/v2/Physics/SS1.2_Mechanical_Properties_of_Materials/Physics_Mechanical_Properties_of_Materials_FinalExplanation.docx
+++ b/data/outputs/v2/Physics/SS1.2_Mechanical_Properties_of_Materials/Physics_Mechanical_Properties_of_Materials_FinalExplanation.docx
@@ -4,6 +4,7 @@
   <w:body>
     <w:p>
       <w:pPr>
+        <w:keepNext w:val="false"/>
         <w:spacing w:after="30" w:before="0"/>
         <w:jc w:val="center"/>
       </w:pPr>
@@ -23,6 +24,7 @@
     </w:p>
     <w:p>
       <w:pPr>
+        <w:keepNext w:val="false"/>
         <w:spacing w:after="60" w:before="0"/>
         <w:jc w:val="center"/>
       </w:pPr>
@@ -81,6 +83,7 @@
           </w:tcPr>
           <w:p>
             <w:pPr>
+              <w:keepNext w:val="false"/>
               <w:spacing w:after="40" w:before="0"/>
               <w:jc w:val="center"/>
             </w:pPr>
@@ -116,6 +119,7 @@
           </w:tcPr>
           <w:p>
             <w:pPr>
+              <w:keepNext w:val="false"/>
               <w:spacing w:after="40" w:before="0"/>
               <w:jc w:val="center"/>
             </w:pPr>
@@ -150,6 +154,7 @@
           </w:tcPr>
           <w:p>
             <w:pPr>
+              <w:keepNext w:val="false"/>
               <w:spacing w:after="40" w:before="0"/>
               <w:jc w:val="left"/>
             </w:pPr>
@@ -182,6 +187,7 @@
           </w:tcPr>
           <w:p>
             <w:pPr>
+              <w:keepNext w:val="false"/>
               <w:spacing w:after="40" w:before="0"/>
               <w:jc w:val="left"/>
             </w:pPr>
@@ -216,6 +222,7 @@
           </w:tcPr>
           <w:p>
             <w:pPr>
+              <w:keepNext w:val="false"/>
               <w:spacing w:after="40" w:before="0"/>
               <w:jc w:val="left"/>
             </w:pPr>
@@ -248,6 +255,7 @@
           </w:tcPr>
           <w:p>
             <w:pPr>
+              <w:keepNext w:val="false"/>
               <w:spacing w:after="40" w:before="0"/>
               <w:jc w:val="left"/>
             </w:pPr>
@@ -282,6 +290,7 @@
           </w:tcPr>
           <w:p>
             <w:pPr>
+              <w:keepNext w:val="false"/>
               <w:spacing w:after="40" w:before="0"/>
               <w:jc w:val="left"/>
             </w:pPr>
@@ -314,6 +323,7 @@
           </w:tcPr>
           <w:p>
             <w:pPr>
+              <w:keepNext w:val="false"/>
               <w:spacing w:after="40" w:before="0"/>
               <w:jc w:val="left"/>
             </w:pPr>
@@ -374,6 +384,7 @@
           </w:tcPr>
           <w:p>
             <w:pPr>
+              <w:keepNext w:val="false"/>
               <w:spacing w:after="40" w:before="0"/>
               <w:jc w:val="center"/>
             </w:pPr>
@@ -408,6 +419,7 @@
           </w:tcPr>
           <w:p>
             <w:pPr>
+              <w:keepNext w:val="false"/>
               <w:spacing w:after="40" w:before="0"/>
               <w:jc w:val="left"/>
             </w:pPr>
@@ -467,6 +479,7 @@
           </w:tcPr>
           <w:p>
             <w:pPr>
+              <w:keepNext/>
               <w:spacing w:after="40" w:before="0"/>
               <w:jc w:val="center"/>
             </w:pPr>
@@ -501,6 +514,7 @@
           </w:tcPr>
           <w:p>
             <w:pPr>
+              <w:keepNext/>
               <w:spacing w:after="40" w:before="0"/>
               <w:jc w:val="left"/>
             </w:pPr>
@@ -538,6 +552,7 @@
           </w:tcPr>
           <w:p>
             <w:pPr>
+              <w:keepNext w:val="false"/>
               <w:spacing w:after="40" w:before="0"/>
               <w:jc w:val="left"/>
             </w:pPr>
@@ -597,6 +612,7 @@
           </w:tcPr>
           <w:p>
             <w:pPr>
+              <w:keepNext/>
               <w:spacing w:after="40" w:before="0"/>
               <w:jc w:val="center"/>
             </w:pPr>
@@ -631,6 +647,7 @@
           </w:tcPr>
           <w:p>
             <w:pPr>
+              <w:keepNext/>
               <w:spacing w:after="40" w:before="0"/>
               <w:jc w:val="left"/>
             </w:pPr>
@@ -668,6 +685,7 @@
           </w:tcPr>
           <w:p>
             <w:pPr>
+              <w:keepNext w:val="false"/>
               <w:spacing w:after="40" w:before="0"/>
               <w:jc w:val="left"/>
             </w:pPr>
@@ -727,6 +745,7 @@
           </w:tcPr>
           <w:p>
             <w:pPr>
+              <w:keepNext/>
               <w:spacing w:after="40" w:before="0"/>
               <w:jc w:val="center"/>
             </w:pPr>
@@ -761,6 +780,7 @@
           </w:tcPr>
           <w:p>
             <w:pPr>
+              <w:keepNext/>
               <w:spacing w:after="40" w:before="0"/>
               <w:jc w:val="left"/>
             </w:pPr>
@@ -780,6 +800,7 @@
           </w:p>
           <w:p>
             <w:pPr>
+              <w:keepNext/>
               <w:spacing w:after="40" w:before="0"/>
               <w:jc w:val="left"/>
             </w:pPr>
@@ -830,6 +851,7 @@
                 </w:tcPr>
                 <w:p>
                   <w:pPr>
+                    <w:keepNext w:val="false"/>
                     <w:spacing w:after="40" w:before="0"/>
                     <w:jc w:val="left"/>
                   </w:pPr>
@@ -862,6 +884,7 @@
                 </w:tcPr>
                 <w:p>
                   <w:pPr>
+                    <w:keepNext w:val="false"/>
                     <w:spacing w:after="40" w:before="0"/>
                     <w:jc w:val="left"/>
                   </w:pPr>
@@ -894,6 +917,7 @@
                 </w:tcPr>
                 <w:p>
                   <w:pPr>
+                    <w:keepNext w:val="false"/>
                     <w:spacing w:after="40" w:before="0"/>
                     <w:jc w:val="left"/>
                   </w:pPr>
@@ -928,6 +952,7 @@
                 </w:tcPr>
                 <w:p>
                   <w:pPr>
+                    <w:keepNext w:val="false"/>
                     <w:spacing w:after="40" w:before="0"/>
                     <w:jc w:val="left"/>
                   </w:pPr>
@@ -960,6 +985,7 @@
                 </w:tcPr>
                 <w:p>
                   <w:pPr>
+                    <w:keepNext w:val="false"/>
                     <w:spacing w:after="40" w:before="0"/>
                     <w:jc w:val="left"/>
                   </w:pPr>
@@ -992,6 +1018,7 @@
                 </w:tcPr>
                 <w:p>
                   <w:pPr>
+                    <w:keepNext w:val="false"/>
                     <w:spacing w:after="40" w:before="0"/>
                     <w:jc w:val="left"/>
                   </w:pPr>
@@ -1026,6 +1053,7 @@
                 </w:tcPr>
                 <w:p>
                   <w:pPr>
+                    <w:keepNext w:val="false"/>
                     <w:spacing w:after="40" w:before="0"/>
                     <w:jc w:val="left"/>
                   </w:pPr>
@@ -1058,6 +1086,7 @@
                 </w:tcPr>
                 <w:p>
                   <w:pPr>
+                    <w:keepNext w:val="false"/>
                     <w:spacing w:after="40" w:before="0"/>
                     <w:jc w:val="left"/>
                   </w:pPr>
@@ -1090,6 +1119,7 @@
                 </w:tcPr>
                 <w:p>
                   <w:pPr>
+                    <w:keepNext w:val="false"/>
                     <w:spacing w:after="40" w:before="0"/>
                     <w:jc w:val="left"/>
                   </w:pPr>
@@ -1112,6 +1142,7 @@
           </w:tbl>
           <w:p>
             <w:pPr>
+              <w:keepNext w:val="false"/>
               <w:spacing w:after="60" w:before="0"/>
               <w:jc w:val="left"/>
             </w:pPr>
@@ -1131,6 +1162,7 @@
           </w:p>
           <w:p>
             <w:pPr>
+              <w:keepNext/>
               <w:spacing w:after="40" w:before="0"/>
               <w:jc w:val="left"/>
             </w:pPr>
@@ -1150,6 +1182,7 @@
           </w:p>
           <w:p>
             <w:pPr>
+              <w:keepNext/>
               <w:spacing w:after="40" w:before="0"/>
               <w:jc w:val="left"/>
             </w:pPr>
@@ -1169,6 +1202,7 @@
           </w:p>
           <w:p>
             <w:pPr>
+              <w:keepNext w:val="false"/>
               <w:spacing w:after="60" w:before="0"/>
               <w:jc w:val="left"/>
             </w:pPr>
@@ -1206,6 +1240,7 @@
           </w:tcPr>
           <w:p>
             <w:pPr>
+              <w:keepNext w:val="false"/>
               <w:spacing w:after="40" w:before="0"/>
               <w:jc w:val="left"/>
             </w:pPr>
@@ -1265,6 +1300,7 @@
           </w:tcPr>
           <w:p>
             <w:pPr>
+              <w:keepNext/>
               <w:spacing w:after="40" w:before="0"/>
               <w:jc w:val="center"/>
             </w:pPr>
@@ -1299,6 +1335,7 @@
           </w:tcPr>
           <w:p>
             <w:pPr>
+              <w:keepNext/>
               <w:spacing w:after="40" w:before="0"/>
               <w:jc w:val="left"/>
             </w:pPr>
@@ -1336,6 +1373,7 @@
           </w:tcPr>
           <w:p>
             <w:pPr>
+              <w:keepNext w:val="false"/>
               <w:spacing w:after="40" w:before="0"/>
               <w:jc w:val="left"/>
             </w:pPr>
@@ -1395,6 +1433,7 @@
           </w:tcPr>
           <w:p>
             <w:pPr>
+              <w:keepNext/>
               <w:spacing w:after="40" w:before="0"/>
               <w:jc w:val="center"/>
             </w:pPr>
@@ -1429,6 +1468,7 @@
           </w:tcPr>
           <w:p>
             <w:pPr>
+              <w:keepNext/>
               <w:spacing w:after="40" w:before="0"/>
               <w:jc w:val="left"/>
             </w:pPr>
@@ -1466,6 +1506,7 @@
           </w:tcPr>
           <w:p>
             <w:pPr>
+              <w:keepNext w:val="false"/>
               <w:spacing w:after="40" w:before="0"/>
               <w:jc w:val="left"/>
             </w:pPr>
@@ -1529,6 +1570,7 @@
           </w:tcPr>
           <w:p>
             <w:pPr>
+              <w:keepNext w:val="false"/>
               <w:spacing w:after="40" w:before="0"/>
               <w:jc w:val="center"/>
             </w:pPr>
@@ -1563,6 +1605,7 @@
           </w:tcPr>
           <w:p>
             <w:pPr>
+              <w:keepNext w:val="false"/>
               <w:spacing w:after="40" w:before="0"/>
               <w:jc w:val="left"/>
             </w:pPr>
@@ -1595,6 +1638,7 @@
           </w:tcPr>
           <w:p>
             <w:pPr>
+              <w:keepNext w:val="false"/>
               <w:spacing w:after="40" w:before="0"/>
               <w:jc w:val="left"/>
             </w:pPr>
@@ -1627,6 +1671,7 @@
           </w:tcPr>
           <w:p>
             <w:pPr>
+              <w:keepNext w:val="false"/>
               <w:spacing w:after="40" w:before="0"/>
               <w:jc w:val="left"/>
             </w:pPr>
@@ -1659,6 +1704,7 @@
           </w:tcPr>
           <w:p>
             <w:pPr>
+              <w:keepNext w:val="false"/>
               <w:spacing w:after="40" w:before="0"/>
               <w:jc w:val="left"/>
             </w:pPr>
@@ -1693,6 +1739,7 @@
           </w:tcPr>
           <w:p>
             <w:pPr>
+              <w:keepNext w:val="false"/>
               <w:spacing w:after="40" w:before="0"/>
               <w:jc w:val="left"/>
             </w:pPr>
@@ -1725,6 +1772,7 @@
           </w:tcPr>
           <w:p>
             <w:pPr>
+              <w:keepNext w:val="false"/>
               <w:spacing w:after="40" w:before="0"/>
               <w:jc w:val="left"/>
             </w:pPr>
@@ -1757,6 +1805,7 @@
           </w:tcPr>
           <w:p>
             <w:pPr>
+              <w:keepNext w:val="false"/>
               <w:spacing w:after="40" w:before="0"/>
               <w:jc w:val="left"/>
             </w:pPr>
@@ -1789,6 +1838,7 @@
           </w:tcPr>
           <w:p>
             <w:pPr>
+              <w:keepNext w:val="false"/>
               <w:spacing w:after="40" w:before="0"/>
               <w:jc w:val="left"/>
             </w:pPr>
@@ -1823,6 +1873,7 @@
           </w:tcPr>
           <w:p>
             <w:pPr>
+              <w:keepNext w:val="false"/>
               <w:spacing w:after="40" w:before="0"/>
               <w:jc w:val="left"/>
             </w:pPr>
@@ -1855,6 +1906,7 @@
           </w:tcPr>
           <w:p>
             <w:pPr>
+              <w:keepNext w:val="false"/>
               <w:spacing w:after="40" w:before="0"/>
               <w:jc w:val="left"/>
             </w:pPr>
@@ -1887,6 +1939,7 @@
           </w:tcPr>
           <w:p>
             <w:pPr>
+              <w:keepNext w:val="false"/>
               <w:spacing w:after="40" w:before="0"/>
               <w:jc w:val="left"/>
             </w:pPr>
@@ -1919,6 +1972,7 @@
           </w:tcPr>
           <w:p>
             <w:pPr>
+              <w:keepNext w:val="false"/>
               <w:spacing w:after="40" w:before="0"/>
               <w:jc w:val="left"/>
             </w:pPr>
@@ -1953,6 +2007,7 @@
           </w:tcPr>
           <w:p>
             <w:pPr>
+              <w:keepNext w:val="false"/>
               <w:spacing w:after="40" w:before="0"/>
               <w:jc w:val="left"/>
             </w:pPr>
@@ -1985,6 +2040,7 @@
           </w:tcPr>
           <w:p>
             <w:pPr>
+              <w:keepNext w:val="false"/>
               <w:spacing w:after="40" w:before="0"/>
               <w:jc w:val="left"/>
             </w:pPr>
@@ -2017,6 +2073,7 @@
           </w:tcPr>
           <w:p>
             <w:pPr>
+              <w:keepNext w:val="false"/>
               <w:spacing w:after="40" w:before="0"/>
               <w:jc w:val="left"/>
             </w:pPr>
@@ -2049,6 +2106,7 @@
           </w:tcPr>
           <w:p>
             <w:pPr>
+              <w:keepNext w:val="false"/>
               <w:spacing w:after="40" w:before="0"/>
               <w:jc w:val="left"/>
             </w:pPr>
@@ -2083,6 +2141,7 @@
           </w:tcPr>
           <w:p>
             <w:pPr>
+              <w:keepNext w:val="false"/>
               <w:spacing w:after="40" w:before="0"/>
               <w:jc w:val="left"/>
             </w:pPr>
@@ -2115,6 +2174,7 @@
           </w:tcPr>
           <w:p>
             <w:pPr>
+              <w:keepNext w:val="false"/>
               <w:spacing w:after="40" w:before="0"/>
               <w:jc w:val="left"/>
             </w:pPr>
@@ -2147,6 +2207,7 @@
           </w:tcPr>
           <w:p>
             <w:pPr>
+              <w:keepNext w:val="false"/>
               <w:spacing w:after="40" w:before="0"/>
               <w:jc w:val="left"/>
             </w:pPr>
@@ -2179,6 +2240,7 @@
           </w:tcPr>
           <w:p>
             <w:pPr>
+              <w:keepNext w:val="false"/>
               <w:spacing w:after="40" w:before="0"/>
               <w:jc w:val="left"/>
             </w:pPr>
@@ -2213,6 +2275,7 @@
           </w:tcPr>
           <w:p>
             <w:pPr>
+              <w:keepNext w:val="false"/>
               <w:spacing w:after="40" w:before="0"/>
               <w:jc w:val="left"/>
             </w:pPr>
@@ -2245,6 +2308,7 @@
           </w:tcPr>
           <w:p>
             <w:pPr>
+              <w:keepNext w:val="false"/>
               <w:spacing w:after="40" w:before="0"/>
               <w:jc w:val="left"/>
             </w:pPr>
@@ -2277,6 +2341,7 @@
           </w:tcPr>
           <w:p>
             <w:pPr>
+              <w:keepNext w:val="false"/>
               <w:spacing w:after="40" w:before="0"/>
               <w:jc w:val="left"/>
             </w:pPr>
@@ -2309,6 +2374,7 @@
           </w:tcPr>
           <w:p>
             <w:pPr>
+              <w:keepNext w:val="false"/>
               <w:spacing w:after="40" w:before="0"/>
               <w:jc w:val="left"/>
             </w:pPr>
@@ -2447,7 +2513,7 @@
         </w:rPr>
         <w:t xml:space="preserve">© 2026 SeaVuria and ARES. This work is licensed under a </w:t>
       </w:r>
-      <w:hyperlink w:history="1" r:id="rIdrkel3nfutgg7orcte8mzw">
+      <w:hyperlink w:history="1" r:id="rIdch2giz86ornit0zhasg1p">
         <w:r>
           <w:rPr>
             <w:rFonts w:ascii="Arial" w:cs="Arial" w:eastAsia="Arial" w:hAnsi="Arial"/>
@@ -2467,7 +2533,7 @@
         </w:rPr>
         <w:t xml:space="preserve"> (</w:t>
       </w:r>
-      <w:hyperlink w:history="1" r:id="rId6jofg9smx2ykmq98qaqez">
+      <w:hyperlink w:history="1" r:id="rIdhuwnhihtutad81qk14ubm">
         <w:r>
           <w:rPr>
             <w:rFonts w:ascii="Arial" w:cs="Arial" w:eastAsia="Arial" w:hAnsi="Arial"/>
@@ -2487,7 +2553,7 @@
         </w:rPr>
         <w:t xml:space="preserve">). To view a copy of this license, visit </w:t>
       </w:r>
-      <w:hyperlink w:history="1" r:id="rId7tamtycnig53_ecmquy2o">
+      <w:hyperlink w:history="1" r:id="rId0h29kqaya0x7xnp6ucyod">
         <w:r>
           <w:rPr>
             <w:rFonts w:ascii="Arial" w:cs="Arial" w:eastAsia="Arial" w:hAnsi="Arial"/>

--- a/data/outputs/v2/Physics/SS1.2_Mechanical_Properties_of_Materials/Physics_Mechanical_Properties_of_Materials_FinalExplanation.docx
+++ b/data/outputs/v2/Physics/SS1.2_Mechanical_Properties_of_Materials/Physics_Mechanical_Properties_of_Materials_FinalExplanation.docx
@@ -2513,7 +2513,7 @@
         </w:rPr>
         <w:t xml:space="preserve">© 2026 SeaVuria and ARES. This work is licensed under a </w:t>
       </w:r>
-      <w:hyperlink w:history="1" r:id="rIdch2giz86ornit0zhasg1p">
+      <w:hyperlink w:history="1" r:id="rIdx7hlmeldhzm3_eawcs-qf">
         <w:r>
           <w:rPr>
             <w:rFonts w:ascii="Arial" w:cs="Arial" w:eastAsia="Arial" w:hAnsi="Arial"/>
@@ -2533,7 +2533,7 @@
         </w:rPr>
         <w:t xml:space="preserve"> (</w:t>
       </w:r>
-      <w:hyperlink w:history="1" r:id="rIdhuwnhihtutad81qk14ubm">
+      <w:hyperlink w:history="1" r:id="rIdcsoj-fsruednzsh2_q7nf">
         <w:r>
           <w:rPr>
             <w:rFonts w:ascii="Arial" w:cs="Arial" w:eastAsia="Arial" w:hAnsi="Arial"/>
@@ -2553,7 +2553,7 @@
         </w:rPr>
         <w:t xml:space="preserve">). To view a copy of this license, visit </w:t>
       </w:r>
-      <w:hyperlink w:history="1" r:id="rId0h29kqaya0x7xnp6ucyod">
+      <w:hyperlink w:history="1" r:id="rIddvg7hwvlwsdev6gydal-k">
         <w:r>
           <w:rPr>
             <w:rFonts w:ascii="Arial" w:cs="Arial" w:eastAsia="Arial" w:hAnsi="Arial"/>
